--- a/thesis_outputs/THESIS_GUIDE.docx
+++ b/thesis_outputs/THESIS_GUIDE.docx
@@ -35,7 +35,7 @@
           <w:i/>
           <w:sz w:val="19"/>
         </w:rPr>
-        <w:t>Generated 19 October 2026 from git commit 9bafade-dirty. Every number in this document is read from the analysis result files; to update it, re-run  python -m thesis_analysis.run_all --stage report.</w:t>
+        <w:t>Generated 26 October 2026 from git commit cd43167-dirty. Every number in this document is read from the analysis result files; to update it, re-run  python -m thesis_analysis.run_all --stage report.</w:t>
       </w:r>
     </w:p>
     <w:tbl>
@@ -1030,7 +1030,7 @@
         <w:spacing w:after="60"/>
       </w:pPr>
       <w:r>
-        <w:t>717 answers to BDI items 6 and 7 had been scored wrongly by the original parser ("I don't feel ..." was scored as a symptom). They were corrected here; the saved app models in models/ were trained before this fix.</w:t>
+        <w:t>717 answers to BDI items 6 and 7 had been scored wrongly by the original parser ("I don't feel ..." was scored as a symptom). They were corrected here, and the app parser was fixed and its models in models/ retrained on 26 Oct 2026.</w:t>
       </w:r>
     </w:p>
     <w:p>
@@ -8039,19 +8039,6 @@
       </w:pPr>
       <w:r>
         <w:t>6.</w:t>
-        <w:tab/>
-      </w:r>
-      <w:r>
-        <w:t>Whether the BDI items 6/7 scoring fix is applied to the app and the saved models are retrained.</w:t>
-      </w:r>
-    </w:p>
-    <w:p>
-      <w:pPr>
-        <w:spacing w:after="60"/>
-        <w:ind w:left="510" w:hanging="340"/>
-      </w:pPr>
-      <w:r>
-        <w:t>7.</w:t>
         <w:tab/>
       </w:r>
       <w:r>
